--- a/Paper/Liver_Disease_Paper/Iteration_0/Cover Letter.docx
+++ b/Paper/Liver_Disease_Paper/Iteration_0/Cover Letter.docx
@@ -315,8 +315,6 @@
         </w:rPr>
         <w:t>.</w:t>
       </w:r>
-      <w:bookmarkStart w:id="2" w:name="_GoBack"/>
-      <w:bookmarkEnd w:id="2"/>
     </w:p>
     <w:p>
       <w:pPr>
@@ -354,6 +352,15 @@
         </w:rPr>
         <w:t>Radiology</w:t>
       </w:r>
+      <w:r>
+        <w:rPr>
+          <w:rFonts w:ascii="Times New Roman" w:hAnsi="Times New Roman"/>
+          <w:color w:val="000000"/>
+        </w:rPr>
+        <w:t>: AI</w:t>
+      </w:r>
+      <w:bookmarkStart w:id="2" w:name="_GoBack"/>
+      <w:bookmarkEnd w:id="2"/>
       <w:r>
         <w:rPr>
           <w:rFonts w:ascii="Times New Roman" w:hAnsi="Times New Roman"/>
@@ -2044,7 +2051,7 @@
 </file>
 
 <file path=customXml/itemProps1.xml><?xml version="1.0" encoding="utf-8"?>
-<ds:datastoreItem xmlns:ds="http://schemas.openxmlformats.org/officeDocument/2006/customXml" ds:itemID="{C2865CD9-D297-4ACA-958F-58A7C8077426}">
+<ds:datastoreItem xmlns:ds="http://schemas.openxmlformats.org/officeDocument/2006/customXml" ds:itemID="{6CB4FA09-00DD-4D78-AAB8-0345F241DCCC}">
   <ds:schemaRefs>
     <ds:schemaRef ds:uri="http://schemas.openxmlformats.org/officeDocument/2006/bibliography"/>
   </ds:schemaRefs>
